--- a/courts/eleventh-circuit/georgia/state/supreme-court/amicus-brief/usage/OUTPUT-amicus-brief.docx
+++ b/courts/eleventh-circuit/georgia/state/supreme-court/amicus-brief/usage/OUTPUT-amicus-brief.docx
@@ -282,11 +282,7 @@
               <w:t xml:space="preserve"> </w:t>
             </w:r>
             <w:r>
-              <w:t xml:space="preserve">02-B</w:t>
-              <w:noBreakHyphen/>
-              <w:t xml:space="preserve">2388</w:t>
-              <w:noBreakHyphen/>
-              <w:t xml:space="preserve">6</w:t>
+              <w:t xml:space="preserve">02-B-⁠2388-⁠6</w:t>
             </w:r>
             <w:r>
               <w:t xml:space="preserve"> </w:t>
@@ -972,9 +968,7 @@
                 <w:i/>
                 <w:iCs/>
               </w:rPr>
-              <w:t xml:space="preserve">572</w:t>
-              <w:noBreakHyphen/>
-              <w:t xml:space="preserve">3547</w:t>
+              <w:t xml:space="preserve">572-⁠3547</w:t>
             </w:r>
           </w:p>
           <w:p>
@@ -1016,9 +1010,7 @@
                 <w:i/>
                 <w:iCs/>
               </w:rPr>
-              <w:t xml:space="preserve">572</w:t>
-              <w:noBreakHyphen/>
-              <w:t xml:space="preserve">5100</w:t>
+              <w:t xml:space="preserve">572-⁠5100</w:t>
             </w:r>
           </w:p>
           <w:p>
@@ -2594,13 +2586,7 @@
         <w:pStyle w:val="BodyText"/>
       </w:pPr>
       <w:r>
-        <w:t xml:space="preserve">Georgia courts have recognized that new tangible evidence resulting from scientific advancements can constitute new evidence for the purposes of an EMNT. The seminal case establishing this principle is State v. Gates, wherein this Court held that advancements in DNA-testing technology—which yielded a much more specific analysis of DNA evidence than previously available means of analysis— constituted newly discovered evidence for purposes of an EMNT. See 308 Ga. at 238. In Gates, the defendant was convicted of murder after the victim was found dead in her apartment with a gunshot wound to her head. Id. at 239</w:t>
-      </w:r>
-      <w:r>
-        <w:noBreakHyphen/>
-      </w:r>
-      <w:r>
-        <w:t xml:space="preserve">40. Shortly after the defendant’s EMNT, a belt and neckties used in the killing were tested for DNA evidence, but the results were “‘inconclusive’ after human interpretation of the results (which was apparently the only method of interpretation used by the GBI at that time).” Id. at 258. One year later, the defendant moved to have the items retested using new TrueAllele genotyping software, “a software program that uses probabilistic genotyping to objectively interpret degraded, low-level, and complex mixtures of DNA.” Id. at 250. The trial court ordered further testing, and the results “excluded [the defendant] as a contributor to the DNA mixture found on the belt and tie.” Id. at 248. With the benefit of these new results, the trial court granted the defendant’s EMNT. Id. On appeal from the grant of the defendant’s EMNT, this Court found that the DNA results produced by the “more sophisticated DNA testing and analysis methods” were “newly discovered DNA evidence.” Id. at 452–53. In other words, the application of new science to uncover a new understanding from existing physical evidence is precisely what the defendant in Gates relied upon to establish that newly discovered evidence entitled him to a new trial.</w:t>
+        <w:t xml:space="preserve">Georgia courts have recognized that new tangible evidence resulting from scientific advancements can constitute new evidence for the purposes of an EMNT. The seminal case establishing this principle is State v. Gates, wherein this Court held that advancements in DNA-testing technology—which yielded a much more specific analysis of DNA evidence than previously available means of analysis— constituted newly discovered evidence for purposes of an EMNT. See 308 Ga. at 238. In Gates, the defendant was convicted of murder after the victim was found dead in her apartment with a gunshot wound to her head. Id. at 239-⁠40. Shortly after the defendant’s EMNT, a belt and neckties used in the killing were tested for DNA evidence, but the results were “‘inconclusive’ after human interpretation of the results (which was apparently the only method of interpretation used by the GBI at that time).” Id. at 258. One year later, the defendant moved to have the items retested using new TrueAllele genotyping software, “a software program that uses probabilistic genotyping to objectively interpret degraded, low-level, and complex mixtures of DNA.” Id. at 250. The trial court ordered further testing, and the results “excluded [the defendant] as a contributor to the DNA mixture found on the belt and tie.” Id. at 248. With the benefit of these new results, the trial court granted the defendant’s EMNT. Id. On appeal from the grant of the defendant’s EMNT, this Court found that the DNA results produced by the “more sophisticated DNA testing and analysis methods” were “newly discovered DNA evidence.” Id. at 452–53. In other words, the application of new science to uncover a new understanding from existing physical evidence is precisely what the defendant in Gates relied upon to establish that newly discovered evidence entitled him to a new trial.</w:t>
       </w:r>
     </w:p>
     <w:p>
@@ -3978,13 +3964,7 @@
         <w:pStyle w:val="BodyText"/>
       </w:pPr>
       <w:r>
-        <w:t xml:space="preserve">In tackling this gray area, this Court is not on its own; “nearly every jurisdiction requires that [a defendant seeking a new trial based on newly discovered evidence] prove (at a minimum) that the purported new evidence could not have been discovered with due diligence at the time of trial.” Daniel S. Medwed, Up the River Without a Procedure: Innocent Prisoners and Newly Discovered Non-DNA Evidence in State Courts, 47 ARIZ. L. REV. 655, 689 (2005). The diligence standard—and the other requirements baked into Timberlake—“should provide the requisite safeguard to prevent guilty prisoners from slipping through the opening created by removing some procedural roadblocks that confront new evidence claims.” Id. “That is, even if a factually guilty defendant were to have his new evidence claim assessed during a post-trial evidentiary hearing . . . he would still likely struggle to carry the burden of proving that all of the requirements for relief are met.” Id. This principle underpinned this Court’s decision in Stinchcomb, which suggested that even if the question of diligence is close based on the defendant’s supporting affidavit, the trial court should grant an evidentiary hearing. 308 Ga. at 878</w:t>
-      </w:r>
-      <w:r>
-        <w:noBreakHyphen/>
-      </w:r>
-      <w:r>
-        <w:t xml:space="preserve">89.</w:t>
+        <w:t xml:space="preserve">In tackling this gray area, this Court is not on its own; “nearly every jurisdiction requires that [a defendant seeking a new trial based on newly discovered evidence] prove (at a minimum) that the purported new evidence could not have been discovered with due diligence at the time of trial.” Daniel S. Medwed, Up the River Without a Procedure: Innocent Prisoners and Newly Discovered Non-DNA Evidence in State Courts, 47 ARIZ. L. REV. 655, 689 (2005). The diligence standard—and the other requirements baked into Timberlake—“should provide the requisite safeguard to prevent guilty prisoners from slipping through the opening created by removing some procedural roadblocks that confront new evidence claims.” Id. “That is, even if a factually guilty defendant were to have his new evidence claim assessed during a post-trial evidentiary hearing . . . he would still likely struggle to carry the burden of proving that all of the requirements for relief are met.” Id. This principle underpinned this Court’s decision in Stinchcomb, which suggested that even if the question of diligence is close based on the defendant’s supporting affidavit, the trial court should grant an evidentiary hearing. 308 Ga. at 878-⁠89.</w:t>
       </w:r>
     </w:p>
     <w:p>
@@ -4744,13 +4724,7 @@
         <w:pStyle w:val="BodyText"/>
       </w:pPr>
       <w:r>
-        <w:t xml:space="preserve">Stinchcomb is dispositive here. In Stinchcomb, the defendant proffered an affidavit from an eyewitness that provided facts “largely consistent with the evidence presented at trial,” and “several facts that len[t] significant support to [the defendant’s] claim of self-defense;” namely, that the defendant fired his weapon only after the victim shot at him first. See 308 Ga. at 875</w:t>
-      </w:r>
-      <w:r>
-        <w:noBreakHyphen/>
-      </w:r>
-      <w:r>
-        <w:t xml:space="preserve">76. This Court held that “key portions of [the eyewitness’s] affidavit, if deemed credible, appear to be non- cumulative . . . to serve a purpose beyond impeaching the credibility of a witness, and . . . material as to probably produce a different verdict,” and, significantly, that “the trial court erred by denying Stinchcomb’s motion without the benefit of a hearing.” Id. at 881 (emphasis added). In other words, it is error for a trial court to make credibility determinations regarding the weight of evidence submitted in support of an EMNT without an evidentiary hearing.</w:t>
+        <w:t xml:space="preserve">Stinchcomb is dispositive here. In Stinchcomb, the defendant proffered an affidavit from an eyewitness that provided facts “largely consistent with the evidence presented at trial,” and “several facts that len[t] significant support to [the defendant’s] claim of self-defense;” namely, that the defendant fired his weapon only after the victim shot at him first. See 308 Ga. at 875-⁠76. This Court held that “key portions of [the eyewitness’s] affidavit, if deemed credible, appear to be non- cumulative . . . to serve a purpose beyond impeaching the credibility of a witness, and . . . material as to probably produce a different verdict,” and, significantly, that “the trial court erred by denying Stinchcomb’s motion without the benefit of a hearing.” Id. at 881 (emphasis added). In other words, it is error for a trial court to make credibility determinations regarding the weight of evidence submitted in support of an EMNT without an evidentiary hearing.</w:t>
       </w:r>
     </w:p>
     <w:p>
@@ -5240,9 +5214,7 @@
                     <w:t xml:space="preserve"> </w:t>
                   </w:r>
                   <w:r>
-                    <w:t xml:space="preserve">572</w:t>
-                    <w:noBreakHyphen/>
-                    <w:t xml:space="preserve">3547</w:t>
+                    <w:t xml:space="preserve">572-⁠3547</w:t>
                   </w:r>
                 </w:p>
                 <w:p>
@@ -5264,9 +5236,7 @@
                     <w:t xml:space="preserve"> </w:t>
                   </w:r>
                   <w:r>
-                    <w:t xml:space="preserve">572</w:t>
-                    <w:noBreakHyphen/>
-                    <w:t xml:space="preserve">5100</w:t>
+                    <w:t xml:space="preserve">572-⁠5100</w:t>
                   </w:r>
                 </w:p>
                 <w:p>
@@ -6455,9 +6425,7 @@
                     <w:t xml:space="preserve"> </w:t>
                   </w:r>
                   <w:r>
-                    <w:t xml:space="preserve">572</w:t>
-                    <w:noBreakHyphen/>
-                    <w:t xml:space="preserve">3547</w:t>
+                    <w:t xml:space="preserve">572-⁠3547</w:t>
                   </w:r>
                 </w:p>
                 <w:p>
@@ -6479,9 +6447,7 @@
                     <w:t xml:space="preserve"> </w:t>
                   </w:r>
                   <w:r>
-                    <w:t xml:space="preserve">572</w:t>
-                    <w:noBreakHyphen/>
-                    <w:t xml:space="preserve">5100</w:t>
+                    <w:t xml:space="preserve">572-⁠5100</w:t>
                   </w:r>
                 </w:p>
                 <w:p>
@@ -6694,13 +6660,7 @@
         <w:t xml:space="preserve"> </w:t>
       </w:r>
       <w:r>
-        <w:t xml:space="preserve">The state argues—and the trial court adopted—that Mr. Smith was not diligent because “[c]ontroversy and challenges” existed as to the triad of SBS symptoms at the time of Mr. Smith’s trial. But under Georgia law, for scientific opinion evidence to be admissible, it must have reached a standard of “verifiable certainty.” Harper, 249 Ga. at 519 (1) (1982). The State’s (and the trial court’s) reliance on three out-of-state cases and one article from the mid</w:t>
-      </w:r>
-      <w:r>
-        <w:noBreakHyphen/>
-      </w:r>
-      <w:r>
-        <w:t xml:space="preserve">2000s demonstrating that debate surrounding the medical consensus of SBS diagnoses do not demonstrate that an alternate cause of the child’s death had reached a stage of “verifiable certainty.” Had Mr. Smith been able to identify an expert to support a challenge to the expert testimony when the “doubt” emerged, the trial court may have found such evidence to be inadmissible under the Harper standard. See Miller, 2020 WL 4554873, at *3 (concluding that “a physician advocating an alternate explanation for the findings [other than the SBS triad] may have been precluded from testifying on Daubert grounds” in 2003).</w:t>
+        <w:t xml:space="preserve">The state argues—and the trial court adopted—that Mr. Smith was not diligent because “[c]ontroversy and challenges” existed as to the triad of SBS symptoms at the time of Mr. Smith’s trial. But under Georgia law, for scientific opinion evidence to be admissible, it must have reached a standard of “verifiable certainty.” Harper, 249 Ga. at 519 (1) (1982). The State’s (and the trial court’s) reliance on three out-of-state cases and one article from the mid-⁠2000s demonstrating that debate surrounding the medical consensus of SBS diagnoses do not demonstrate that an alternate cause of the child’s death had reached a stage of “verifiable certainty.” Had Mr. Smith been able to identify an expert to support a challenge to the expert testimony when the “doubt” emerged, the trial court may have found such evidence to be inadmissible under the Harper standard. See Miller, 2020 WL 4554873, at *3 (concluding that “a physician advocating an alternate explanation for the findings [other than the SBS triad] may have been precluded from testifying on Daubert grounds” in 2003).</w:t>
       </w:r>
     </w:p>
   </w:footnote>
@@ -7443,7 +7403,7 @@
     <w:qFormat/>
     <w:pPr>
       <w:keepLines/>
-      <w:spacing w:before="0" w:after="132" w:line="264" w:lineRule="exact"/>
+      <w:spacing w:before="15" w:after="132" w:line="264" w:lineRule="exact"/>
     </w:pPr>
     <w:rPr>
       <w:sz w:val="22"/>
